--- a/0_Для школы/Заявления_в_школу_56_Иваново.docx
+++ b/0_Для школы/Заявления_в_школу_56_Иваново.docx
@@ -2,405 +2,6 @@
 <file path=word/document.xml><?xml version="1.0" encoding="utf-8"?>
 <w:document xmlns:wpc="http://schemas.microsoft.com/office/word/2010/wordprocessingCanvas" xmlns:cx="http://schemas.microsoft.com/office/drawing/2014/chartex" xmlns:cx1="http://schemas.microsoft.com/office/drawing/2015/9/8/chartex" xmlns:cx2="http://schemas.microsoft.com/office/drawing/2015/10/21/chartex" xmlns:cx3="http://schemas.microsoft.com/office/drawing/2016/5/9/chartex" xmlns:cx4="http://schemas.microsoft.com/office/drawing/2016/5/10/chartex" xmlns:cx5="http://schemas.microsoft.com/office/drawing/2016/5/11/chartex" xmlns:cx6="http://schemas.microsoft.com/office/drawing/2016/5/12/chartex" xmlns:cx7="http://schemas.microsoft.com/office/drawing/2016/5/13/chartex" xmlns:cx8="http://schemas.microsoft.com/office/drawing/2016/5/14/chartex" xmlns:mc="http://schemas.openxmlformats.org/markup-compatibility/2006" xmlns:aink="http://schemas.microsoft.com/office/drawing/2016/ink" xmlns:am3d="http://schemas.microsoft.com/office/drawing/2017/model3d" xmlns:o="urn:schemas-microsoft-com:office:office" xmlns:r="http://schemas.openxmlformats.org/officeDocument/2006/relationships" xmlns:m="http://schemas.openxmlformats.org/officeDocument/2006/math" xmlns:v="urn:schemas-microsoft-com:vml" xmlns:wp14="http://schemas.microsoft.com/office/word/2010/wordprocessingDrawing" xmlns:wp="http://schemas.openxmlformats.org/drawingml/2006/wordprocessingDrawing" xmlns:w10="urn:schemas-microsoft-com:office:word" xmlns:w="http://schemas.openxmlformats.org/wordprocessingml/2006/main" xmlns:w14="http://schemas.microsoft.com/office/word/2010/wordml" xmlns:w15="http://schemas.microsoft.com/office/word/2012/wordml" xmlns:w16cex="http://schemas.microsoft.com/office/word/2018/wordml/cex" xmlns:w16cid="http://schemas.microsoft.com/office/word/2016/wordml/cid" xmlns:w16="http://schemas.microsoft.com/office/word/2018/wordml" xmlns:w16sdtdh="http://schemas.microsoft.com/office/word/2020/wordml/sdtdatahash" xmlns:w16se="http://schemas.microsoft.com/office/word/2015/wordml/symex" xmlns:wpg="http://schemas.microsoft.com/office/word/2010/wordprocessingGroup" xmlns:wpi="http://schemas.microsoft.com/office/word/2010/wordprocessingInk" xmlns:wne="http://schemas.microsoft.com/office/word/2006/wordml" xmlns:wps="http://schemas.microsoft.com/office/word/2010/wordprocessingShape" mc:Ignorable="w14 w15 w16se w16cid w16 w16cex w16sdtdh wp14">
   <w:body>
-    <w:p>
-      <w:pPr>
-        <w:spacing w:after="40"/>
-        <w:jc w:val="right"/>
-        <w:rPr>
-          <w:sz w:val="20"/>
-          <w:szCs w:val="18"/>
-          <w:lang w:val="ru-RU"/>
-        </w:rPr>
-      </w:pPr>
-      <w:r>
-        <w:rPr>
-          <w:sz w:val="20"/>
-          <w:szCs w:val="18"/>
-          <w:lang w:val="ru-RU"/>
-        </w:rPr>
-        <w:t>Директору Муниципального бюджетного</w:t>
-      </w:r>
-    </w:p>
-    <w:p>
-      <w:pPr>
-        <w:spacing w:after="40"/>
-        <w:jc w:val="right"/>
-        <w:rPr>
-          <w:sz w:val="20"/>
-          <w:szCs w:val="18"/>
-          <w:lang w:val="ru-RU"/>
-        </w:rPr>
-      </w:pPr>
-      <w:r>
-        <w:rPr>
-          <w:sz w:val="20"/>
-          <w:szCs w:val="18"/>
-          <w:lang w:val="ru-RU"/>
-        </w:rPr>
-        <w:t>общеобразовательного учреждения</w:t>
-      </w:r>
-    </w:p>
-    <w:p>
-      <w:pPr>
-        <w:spacing w:after="40"/>
-        <w:jc w:val="right"/>
-        <w:rPr>
-          <w:sz w:val="20"/>
-          <w:szCs w:val="18"/>
-          <w:lang w:val="ru-RU"/>
-        </w:rPr>
-      </w:pPr>
-      <w:r>
-        <w:rPr>
-          <w:sz w:val="20"/>
-          <w:szCs w:val="18"/>
-          <w:lang w:val="ru-RU"/>
-        </w:rPr>
-        <w:t>«Средняя школа №56»</w:t>
-      </w:r>
-    </w:p>
-    <w:p>
-      <w:pPr>
-        <w:spacing w:after="40"/>
-        <w:jc w:val="right"/>
-        <w:rPr>
-          <w:sz w:val="20"/>
-          <w:szCs w:val="18"/>
-          <w:lang w:val="ru-RU"/>
-        </w:rPr>
-      </w:pPr>
-      <w:r>
-        <w:rPr>
-          <w:sz w:val="20"/>
-          <w:szCs w:val="18"/>
-          <w:lang w:val="ru-RU"/>
-        </w:rPr>
-        <w:t>153035, г. Иваново,</w:t>
-      </w:r>
-    </w:p>
-    <w:p>
-      <w:pPr>
-        <w:spacing w:after="40"/>
-        <w:jc w:val="right"/>
-        <w:rPr>
-          <w:sz w:val="20"/>
-          <w:szCs w:val="18"/>
-          <w:lang w:val="ru-RU"/>
-        </w:rPr>
-      </w:pPr>
-      <w:r>
-        <w:rPr>
-          <w:sz w:val="20"/>
-          <w:szCs w:val="18"/>
-          <w:lang w:val="ru-RU"/>
-        </w:rPr>
-        <w:t>ул. Летчика Лазарева, д. 1/2</w:t>
-      </w:r>
-    </w:p>
-    <w:p>
-      <w:pPr>
-        <w:spacing w:after="40"/>
-        <w:jc w:val="right"/>
-        <w:rPr>
-          <w:sz w:val="20"/>
-          <w:szCs w:val="18"/>
-          <w:lang w:val="ru-RU"/>
-        </w:rPr>
-      </w:pPr>
-      <w:r>
-        <w:rPr>
-          <w:sz w:val="20"/>
-          <w:szCs w:val="18"/>
-          <w:lang w:val="ru-RU"/>
-        </w:rPr>
-        <w:t>Ситновой Елене Владимировне</w:t>
-      </w:r>
-    </w:p>
-    <w:p>
-      <w:pPr>
-        <w:rPr>
-          <w:sz w:val="20"/>
-          <w:szCs w:val="18"/>
-          <w:lang w:val="ru-RU"/>
-        </w:rPr>
-      </w:pPr>
-    </w:p>
-    <w:p>
-      <w:pPr>
-        <w:spacing w:after="40"/>
-        <w:jc w:val="right"/>
-        <w:rPr>
-          <w:sz w:val="20"/>
-          <w:szCs w:val="18"/>
-          <w:lang w:val="ru-RU"/>
-        </w:rPr>
-      </w:pPr>
-      <w:r>
-        <w:rPr>
-          <w:sz w:val="20"/>
-          <w:szCs w:val="18"/>
-          <w:lang w:val="ru-RU"/>
-        </w:rPr>
-        <w:t xml:space="preserve">от </w:t>
-      </w:r>
-      <w:r>
-        <w:rPr>
-          <w:sz w:val="20"/>
-          <w:szCs w:val="18"/>
-          <w:lang w:val="ru-RU"/>
-        </w:rPr>
-        <w:t>Наумовой Марии Владимировны</w:t>
-      </w:r>
-    </w:p>
-    <w:p>
-      <w:pPr>
-        <w:spacing w:after="40"/>
-        <w:jc w:val="right"/>
-        <w:rPr>
-          <w:sz w:val="20"/>
-          <w:szCs w:val="18"/>
-          <w:lang w:val="ru-RU"/>
-        </w:rPr>
-      </w:pPr>
-      <w:r>
-        <w:rPr>
-          <w:sz w:val="20"/>
-          <w:szCs w:val="18"/>
-          <w:lang w:val="ru-RU"/>
-        </w:rPr>
-        <w:t>матери (законного представителя)</w:t>
-      </w:r>
-    </w:p>
-    <w:p>
-      <w:pPr>
-        <w:spacing w:after="40"/>
-        <w:jc w:val="right"/>
-        <w:rPr>
-          <w:sz w:val="20"/>
-          <w:szCs w:val="18"/>
-          <w:lang w:val="ru-RU"/>
-        </w:rPr>
-      </w:pPr>
-      <w:r>
-        <w:rPr>
-          <w:sz w:val="20"/>
-          <w:szCs w:val="18"/>
-          <w:lang w:val="ru-RU"/>
-        </w:rPr>
-        <w:t>обучающейся 8 «</w:t>
-      </w:r>
-      <w:r>
-        <w:rPr>
-          <w:sz w:val="20"/>
-          <w:szCs w:val="18"/>
-          <w:lang w:val="ru-RU"/>
-        </w:rPr>
-        <w:t>Б</w:t>
-      </w:r>
-      <w:r>
-        <w:rPr>
-          <w:sz w:val="20"/>
-          <w:szCs w:val="18"/>
-          <w:lang w:val="ru-RU"/>
-        </w:rPr>
-        <w:t>» класса</w:t>
-      </w:r>
-    </w:p>
-    <w:p>
-      <w:pPr>
-        <w:spacing w:after="40"/>
-        <w:jc w:val="right"/>
-        <w:rPr>
-          <w:sz w:val="20"/>
-          <w:szCs w:val="18"/>
-          <w:lang w:val="ru-RU"/>
-        </w:rPr>
-      </w:pPr>
-      <w:r>
-        <w:rPr>
-          <w:sz w:val="20"/>
-          <w:szCs w:val="18"/>
-          <w:lang w:val="ru-RU"/>
-        </w:rPr>
-        <w:t>Наумов</w:t>
-      </w:r>
-      <w:r>
-        <w:rPr>
-          <w:sz w:val="20"/>
-          <w:szCs w:val="18"/>
-          <w:lang w:val="ru-RU"/>
-        </w:rPr>
-        <w:t>ой</w:t>
-      </w:r>
-      <w:r>
-        <w:rPr>
-          <w:sz w:val="20"/>
-          <w:szCs w:val="18"/>
-          <w:lang w:val="ru-RU"/>
-        </w:rPr>
-        <w:t xml:space="preserve"> Полин</w:t>
-      </w:r>
-      <w:r>
-        <w:rPr>
-          <w:sz w:val="20"/>
-          <w:szCs w:val="18"/>
-          <w:lang w:val="ru-RU"/>
-        </w:rPr>
-        <w:t>ы</w:t>
-      </w:r>
-      <w:r>
-        <w:rPr>
-          <w:sz w:val="20"/>
-          <w:szCs w:val="18"/>
-          <w:lang w:val="ru-RU"/>
-        </w:rPr>
-        <w:t xml:space="preserve"> Андреевн</w:t>
-      </w:r>
-      <w:r>
-        <w:rPr>
-          <w:sz w:val="20"/>
-          <w:szCs w:val="18"/>
-          <w:lang w:val="ru-RU"/>
-        </w:rPr>
-        <w:t>ы</w:t>
-      </w:r>
-    </w:p>
-    <w:p>
-      <w:pPr>
-        <w:spacing w:after="40"/>
-        <w:jc w:val="right"/>
-        <w:rPr>
-          <w:sz w:val="20"/>
-          <w:szCs w:val="18"/>
-          <w:lang w:val="ru-RU"/>
-        </w:rPr>
-      </w:pPr>
-      <w:r>
-        <w:rPr>
-          <w:sz w:val="20"/>
-          <w:szCs w:val="18"/>
-          <w:lang w:val="ru-RU"/>
-        </w:rPr>
-        <w:t>проживающей по адресу:</w:t>
-      </w:r>
-    </w:p>
-    <w:p>
-      <w:pPr>
-        <w:spacing w:after="40"/>
-        <w:jc w:val="right"/>
-        <w:rPr>
-          <w:sz w:val="20"/>
-          <w:szCs w:val="18"/>
-          <w:lang w:val="ru-RU"/>
-        </w:rPr>
-      </w:pPr>
-      <w:r>
-        <w:rPr>
-          <w:sz w:val="20"/>
-          <w:szCs w:val="18"/>
-          <w:lang w:val="ru-RU"/>
-        </w:rPr>
-        <w:t>г Иваново, ул. Велижская, д 1, кв 37</w:t>
-      </w:r>
-    </w:p>
-    <w:p>
-      <w:pPr>
-        <w:spacing w:after="40"/>
-        <w:jc w:val="right"/>
-        <w:rPr>
-          <w:sz w:val="20"/>
-          <w:szCs w:val="18"/>
-          <w:lang w:val="ru-RU"/>
-        </w:rPr>
-      </w:pPr>
-      <w:r>
-        <w:rPr>
-          <w:sz w:val="20"/>
-          <w:szCs w:val="18"/>
-          <w:lang w:val="ru-RU"/>
-        </w:rPr>
-        <w:t xml:space="preserve">телефон: </w:t>
-      </w:r>
-      <w:r>
-        <w:rPr>
-          <w:sz w:val="20"/>
-          <w:szCs w:val="18"/>
-          <w:lang w:val="ru-RU"/>
-        </w:rPr>
-        <w:t>+79158479671</w:t>
-      </w:r>
-    </w:p>
-    <w:p>
-      <w:pPr>
-        <w:spacing w:after="40"/>
-        <w:jc w:val="right"/>
-        <w:rPr>
-          <w:sz w:val="20"/>
-          <w:szCs w:val="18"/>
-          <w:vertAlign w:val="subscript"/>
-          <w:lang w:val="ru-RU"/>
-        </w:rPr>
-      </w:pPr>
-      <w:r>
-        <w:rPr>
-          <w:sz w:val="20"/>
-          <w:szCs w:val="18"/>
-          <w:lang w:val="ru-RU"/>
-        </w:rPr>
-        <w:t xml:space="preserve">эл. почта: </w:t>
-      </w:r>
-      <w:proofErr w:type="spellStart"/>
-      <w:r>
-        <w:rPr>
-          <w:sz w:val="20"/>
-          <w:szCs w:val="18"/>
-        </w:rPr>
-        <w:t>kommv</w:t>
-      </w:r>
-      <w:proofErr w:type="spellEnd"/>
-      <w:r>
-        <w:rPr>
-          <w:sz w:val="20"/>
-          <w:szCs w:val="18"/>
-          <w:lang w:val="ru-RU"/>
-        </w:rPr>
-        <w:t>@</w:t>
-      </w:r>
-      <w:r>
-        <w:rPr>
-          <w:sz w:val="20"/>
-          <w:szCs w:val="18"/>
-        </w:rPr>
-        <w:t>mail</w:t>
-      </w:r>
-      <w:r>
-        <w:rPr>
-          <w:sz w:val="20"/>
-          <w:szCs w:val="18"/>
-          <w:lang w:val="ru-RU"/>
-        </w:rPr>
-        <w:t>.</w:t>
-      </w:r>
-      <w:proofErr w:type="spellStart"/>
-      <w:r>
-        <w:rPr>
-          <w:sz w:val="20"/>
-          <w:szCs w:val="18"/>
-        </w:rPr>
-        <w:t>ru</w:t>
-      </w:r>
-      <w:proofErr w:type="spellEnd"/>
-    </w:p>
-    <w:p>
-      <w:pPr>
-        <w:spacing w:after="120"/>
-        <w:rPr>
-          <w:sz w:val="20"/>
-          <w:szCs w:val="18"/>
-          <w:lang w:val="ru-RU"/>
-        </w:rPr>
-      </w:pPr>
-    </w:p>
     <w:p>
       <w:pPr>
         <w:spacing w:after="200"/>
@@ -420,6 +21,15 @@
         </w:rPr>
         <w:t>ЗАЯВЛЕНИЕ</w:t>
       </w:r>
+      <w:r>
+        <w:rPr>
+          <w:b/>
+          <w:sz w:val="22"/>
+          <w:szCs w:val="18"/>
+          <w:lang w:val="ru-RU"/>
+        </w:rPr>
+        <w:t xml:space="preserve"> (отправлено шклде)</w:t>
+      </w:r>
     </w:p>
     <w:p>
       <w:pPr>
@@ -438,15 +48,7 @@
           <w:szCs w:val="18"/>
           <w:lang w:val="ru-RU"/>
         </w:rPr>
-        <w:t>Моя дочь Наумова Полина Андреевна</w:t>
-      </w:r>
-      <w:r>
-        <w:rPr>
-          <w:sz w:val="20"/>
-          <w:szCs w:val="18"/>
-          <w:lang w:val="ru-RU"/>
-        </w:rPr>
-        <w:t xml:space="preserve"> </w:t>
+        <w:t xml:space="preserve">Моя дочь Полина </w:t>
       </w:r>
       <w:r>
         <w:rPr>
@@ -744,18 +346,7 @@
           <w:szCs w:val="20"/>
           <w:lang w:val="ru-RU" w:eastAsia="ru-RU"/>
         </w:rPr>
-        <w:t xml:space="preserve">Уведомление направлено накануне дня проведения аттестации, а не заблаговременно. При этом график консультаций и экзаменов, который классный руководитель обязалась предоставить (её сообщение от 09.09.2026 о том, что «учителя составят график консультаций и экзаменов»), мне заранее предоставлен не был. Согласно п. 6.5 и п. 6.7 Положения комиссия создаётся приказом директора с утверждённым персональным составом, а результаты </w:t>
-      </w:r>
-      <w:r>
-        <w:rPr>
-          <w:rFonts w:ascii="Segoe UI" w:hAnsi="Segoe UI" w:cs="Segoe UI"/>
-          <w:color w:val="1A1A1A"/>
-          <w:sz w:val="20"/>
-          <w:szCs w:val="20"/>
-          <w:lang w:val="ru-RU" w:eastAsia="ru-RU"/>
-        </w:rPr>
-        <w:lastRenderedPageBreak/>
-        <w:t>оформляются протоколом комиссии; копия приказа о создании комиссии и её персональный состав мне не предоставлены.</w:t>
+        <w:t>Уведомление направлено накануне дня проведения аттестации, а не заблаговременно. При этом график консультаций и экзаменов, который классный руководитель обязалась предоставить (её сообщение от 09.09.2026 о том, что «учителя составят график консультаций и экзаменов»), мне заранее предоставлен не был. Согласно п. 6.5 и п. 6.7 Положения комиссия создаётся приказом директора с утверждённым персональным составом, а результаты оформляются протоколом комиссии; копия приказа о создании комиссии и её персональный состав мне не предоставлены.</w:t>
       </w:r>
       <w:r>
         <w:rPr>
@@ -872,7 +463,18 @@
           <w:szCs w:val="20"/>
           <w:lang w:val="ru-RU" w:eastAsia="ru-RU"/>
         </w:rPr>
-        <w:t>Согласно ч. 5 ст. 58 № 273-ФЗ и п. 6.4 Положения задолженность ликвидируется в срок до одного года с момента её образования. Организация всего процесса (консультации и экзамен) в течение нескольких дней, без плана подготовки и учебных материалов, лишила ребёнка возможности реально подготовиться.</w:t>
+        <w:t xml:space="preserve">Согласно ч. 5 ст. 58 № 273-ФЗ и п. 6.4 Положения задолженность ликвидируется в срок до одного года с момента её образования. Организация всего процесса (консультации и экзамен) в течение </w:t>
+      </w:r>
+      <w:r>
+        <w:rPr>
+          <w:rFonts w:ascii="Segoe UI" w:hAnsi="Segoe UI" w:cs="Segoe UI"/>
+          <w:color w:val="1A1A1A"/>
+          <w:sz w:val="20"/>
+          <w:szCs w:val="20"/>
+          <w:lang w:val="ru-RU" w:eastAsia="ru-RU"/>
+        </w:rPr>
+        <w:lastRenderedPageBreak/>
+        <w:t>нескольких дней, без плана подготовки и учебных материалов, лишила ребёнка возможности реально подготовиться.</w:t>
       </w:r>
     </w:p>
     <w:p>
@@ -1267,20 +869,8 @@
           <w:szCs w:val="20"/>
           <w:lang w:val="ru-RU" w:eastAsia="ru-RU"/>
         </w:rPr>
-        <w:t xml:space="preserve">Наумова </w:t>
+        <w:t>_____________</w:t>
       </w:r>
-      <w:proofErr w:type="gramStart"/>
-      <w:r>
-        <w:rPr>
-          <w:rFonts w:ascii="Segoe UI" w:hAnsi="Segoe UI" w:cs="Segoe UI"/>
-          <w:color w:val="1A1A1A"/>
-          <w:sz w:val="20"/>
-          <w:szCs w:val="20"/>
-          <w:lang w:val="ru-RU" w:eastAsia="ru-RU"/>
-        </w:rPr>
-        <w:t>М.В</w:t>
-      </w:r>
-      <w:proofErr w:type="gramEnd"/>
       <w:r>
         <w:rPr>
           <w:rFonts w:ascii="Segoe UI" w:hAnsi="Segoe UI" w:cs="Segoe UI"/>
@@ -2256,11 +1846,6 @@
     <w:lsdException w:name="Book Title" w:uiPriority="33" w:qFormat="1"/>
     <w:lsdException w:name="Bibliography" w:semiHidden="1" w:uiPriority="37" w:unhideWhenUsed="1"/>
     <w:lsdException w:name="TOC Heading" w:semiHidden="1" w:uiPriority="39" w:unhideWhenUsed="1" w:qFormat="1"/>
-    <w:lsdException w:name="Plain Table 5" w:semiHidden="1" w:unhideWhenUsed="1"/>
-    <w:lsdException w:name="Grid Table Light" w:semiHidden="1" w:unhideWhenUsed="1"/>
-    <w:lsdException w:name="Grid Table 1 Light" w:semiHidden="1" w:unhideWhenUsed="1"/>
-    <w:lsdException w:name="Grid Table 2" w:semiHidden="1" w:unhideWhenUsed="1"/>
-    <w:lsdException w:name="Grid Table 3" w:semiHidden="1" w:unhideWhenUsed="1"/>
     <w:lsdException w:name="Grid Table 4" w:uiPriority="49"/>
     <w:lsdException w:name="Grid Table 5 Dark" w:uiPriority="50"/>
     <w:lsdException w:name="Grid Table 6 Colorful" w:uiPriority="51"/>
